--- a/examples/word/run-showcase.docx
+++ b/examples/word/run-showcase.docx
@@ -695,6 +695,73 @@
           <w:rStyle w:val="Emphasis"/>
         </w:rPr>
         <w:t xml:space="preserve">Emphasis</w:t>
+      </w:r>
+    </w:p>
+    <w:p>
+      <w:pPr>
+        <w:spacing w:before="160"/>
+      </w:pPr>
+      <w:r>
+        <w:rPr>
+          <w:b/>
+          <w:color w:val="1F4E79"/>
+          <w:sz w:val="28"/>
+        </w:rPr>
+        <w:t xml:space="preserve">Emphasis mark &amp; visibility effects</w:t>
+      </w:r>
+    </w:p>
+    <w:p>
+      <w:pPr/>
+      <w:r>
+        <w:rPr>
+          <w:em xmlns:w="http://schemas.openxmlformats.org/wordprocessingml/2006/main" w:val="dot"/>
+        </w:rPr>
+        <w:t xml:space="preserve">着重号 dots above (em=dot)</w:t>
+      </w:r>
+    </w:p>
+    <w:p>
+      <w:pPr/>
+      <w:r>
+        <w:rPr>
+          <w:em xmlns:w="http://schemas.openxmlformats.org/wordprocessingml/2006/main" w:val="underDot"/>
+        </w:rPr>
+        <w:t xml:space="preserve">着重号 dots below (em=underDot)</w:t>
+      </w:r>
+    </w:p>
+    <w:p>
+      <w:pPr/>
+      <w:r>
+        <w:rPr>
+          <w:em xmlns:w="http://schemas.openxmlformats.org/wordprocessingml/2006/main" w:val="circle"/>
+        </w:rPr>
+        <w:t xml:space="preserve">Circle emphasis (em=circle)</w:t>
+      </w:r>
+    </w:p>
+    <w:p>
+      <w:pPr/>
+      <w:r>
+        <w:rPr>
+          <w:effect xmlns:w="http://schemas.openxmlformats.org/wordprocessingml/2006/main" w:val="blinkBackground"/>
+        </w:rPr>
+        <w:t xml:space="preserve">Legacy text animation (effect=blinkBackground)</w:t>
+      </w:r>
+    </w:p>
+    <w:p>
+      <w:pPr/>
+      <w:r>
+        <w:rPr>
+          <w:webHidden xmlns:w="http://schemas.openxmlformats.org/wordprocessingml/2006/main" w:val="1"/>
+        </w:rPr>
+        <w:t xml:space="preserve">Hidden in web layout (webHidden)</w:t>
+      </w:r>
+    </w:p>
+    <w:p>
+      <w:pPr/>
+      <w:r>
+        <w:rPr>
+          <w:fitText xmlns:w="http://schemas.openxmlformats.org/wordprocessingml/2006/main" w:val="1440"/>
+        </w:rPr>
+        <w:t xml:space="preserve">Fit run to 1 inch (fitText=1440 twips)</w:t>
       </w:r>
     </w:p>
     <w:sectPr>
